--- a/06_산출물_문서/3계층_지침서/WI-802-01_FAI_수행_지침서.docx
+++ b/06_산출물_문서/3계층_지침서/WI-802-01_FAI_수행_지침서.docx
@@ -270,11 +270,11 @@
     </w:p>
     <w:tbl>
       <w:tblPr>
-        <w:tblW w:w="8788" w:type="dxa"/>
         <w:tblCellMar>
           <w:left w:w="108" w:type="dxa"/>
           <w:right w:w="108" w:type="dxa"/>
         </w:tblCellMar>
+        <w:tblW w:w="8788" w:type="dxa"/>
         <w:tblBorders>
           <w:top w:val="single" w:sz="4" w:color="2E74B5" w:space="0"/>
           <w:left w:val="single" w:sz="4" w:color="2E74B5" w:space="0"/>
@@ -294,13 +294,13 @@
         <w:tc>
           <w:tcPr>
             <w:tcW w:w="1500" w:type="dxa"/>
-            <w:shd w:val="clear" w:color="auto" w:fill="D9D9D9"/>
             <w:tcMar>
               <w:top w:w="60" w:type="dxa"/>
               <w:left w:w="120" w:type="dxa"/>
               <w:bottom w:w="60" w:type="dxa"/>
               <w:right w:w="120" w:type="dxa"/>
             </w:tcMar>
+            <w:shd w:val="clear" w:color="auto" w:fill="DEEAF1"/>
           </w:tcPr>
           <w:p>
             <w:pPr>
@@ -320,13 +320,13 @@
         <w:tc>
           <w:tcPr>
             <w:tcW w:w="2800" w:type="dxa"/>
-            <w:shd w:val="clear" w:color="auto" w:fill="D9D9D9"/>
             <w:tcMar>
               <w:top w:w="60" w:type="dxa"/>
               <w:left w:w="120" w:type="dxa"/>
               <w:bottom w:w="60" w:type="dxa"/>
               <w:right w:w="120" w:type="dxa"/>
             </w:tcMar>
+            <w:shd w:val="clear" w:color="auto" w:fill="DEEAF1"/>
           </w:tcPr>
           <w:p>
             <w:pPr>
@@ -346,13 +346,13 @@
         <w:tc>
           <w:tcPr>
             <w:tcW w:w="2000" w:type="dxa"/>
-            <w:shd w:val="clear" w:color="auto" w:fill="D9D9D9"/>
             <w:tcMar>
               <w:top w:w="60" w:type="dxa"/>
               <w:left w:w="120" w:type="dxa"/>
               <w:bottom w:w="60" w:type="dxa"/>
               <w:right w:w="120" w:type="dxa"/>
             </w:tcMar>
+            <w:shd w:val="clear" w:color="auto" w:fill="DEEAF1"/>
           </w:tcPr>
           <w:p>
             <w:pPr>
@@ -372,13 +372,13 @@
         <w:tc>
           <w:tcPr>
             <w:tcW w:w="2488" w:type="dxa"/>
-            <w:shd w:val="clear" w:color="auto" w:fill="D9D9D9"/>
             <w:tcMar>
               <w:top w:w="60" w:type="dxa"/>
               <w:left w:w="120" w:type="dxa"/>
               <w:bottom w:w="60" w:type="dxa"/>
               <w:right w:w="120" w:type="dxa"/>
             </w:tcMar>
+            <w:shd w:val="clear" w:color="auto" w:fill="DEEAF1"/>
           </w:tcPr>
           <w:p>
             <w:pPr>
@@ -1145,14 +1145,12 @@
         </w:trPr>
         <w:tc>
           <w:tcPr>
-            <w:tcW w:w="2460" w:type="dxa"/>
             <w:tcMar>
               <w:top w:w="60" w:type="dxa"/>
               <w:left w:w="120" w:type="dxa"/>
               <w:bottom w:w="60" w:type="dxa"/>
               <w:right w:w="120" w:type="dxa"/>
             </w:tcMar>
-            <w:shd w:val="clear" w:color="auto" w:fill="DEEAF1"/>
           </w:tcPr>
           <w:p>
             <w:pPr>
@@ -1166,14 +1164,12 @@
         </w:tc>
         <w:tc>
           <w:tcPr>
-            <w:tcW w:w="6328" w:type="dxa"/>
             <w:tcMar>
               <w:top w:w="60" w:type="dxa"/>
               <w:left w:w="120" w:type="dxa"/>
               <w:bottom w:w="60" w:type="dxa"/>
               <w:right w:w="120" w:type="dxa"/>
             </w:tcMar>
-            <w:shd w:val="clear" w:color="auto" w:fill="DEEAF1"/>
           </w:tcPr>
           <w:p>
             <w:pPr>
@@ -1188,9 +1184,7 @@
       </w:tr>
       <w:tr>
         <w:tc>
-          <w:tcPr>
-            <w:tcW w:w="2460" w:type="dxa"/>
-          </w:tcPr>
+          <w:tcPr/>
           <w:p>
             <w:pPr>
               <w:pStyle w:val="Compact"/>
@@ -1202,7 +1196,6 @@
         </w:tc>
         <w:tc>
           <w:tcPr>
-            <w:tcW w:w="6328" w:type="dxa"/>
             <w:tcMar>
               <w:top w:w="60" w:type="dxa"/>
               <w:left w:w="120" w:type="dxa"/>
@@ -1266,9 +1259,7 @@
           </w:p>
         </w:tc>
         <w:tc>
-          <w:tcPr>
-            <w:tcW w:w="6328" w:type="dxa"/>
-          </w:tcPr>
+          <w:tcPr/>
           <w:p>
             <w:pPr>
               <w:pStyle w:val="Compact"/>
@@ -1281,19 +1272,10 @@
       </w:tr>
       <w:tr>
         <w:tc>
-          <w:tcPr>
-            <w:tcW w:w="2460" w:type="dxa"/>
-            <w:tcMar>
-              <w:top w:w="60" w:type="dxa"/>
-              <w:left w:w="120" w:type="dxa"/>
-              <w:bottom w:w="60" w:type="dxa"/>
-              <w:right w:w="120" w:type="dxa"/>
-            </w:tcMar>
-          </w:tcPr>
-          <w:p>
-            <w:pPr>
-              <w:pStyle w:val="Compact"/>
-              <w:wordWrap w:val="1"/>
+          <w:tcPr/>
+          <w:p>
+            <w:pPr>
+              <w:pStyle w:val="Compact"/>
             </w:pPr>
             <w:r>
               <w:t xml:space="preserve">QP-721</w:t>
@@ -1314,18 +1296,10 @@
       </w:tr>
       <w:tr>
         <w:tc>
-          <w:tcPr>
-            <w:tcMar>
-              <w:top w:w="60" w:type="dxa"/>
-              <w:left w:w="120" w:type="dxa"/>
-              <w:bottom w:w="60" w:type="dxa"/>
-              <w:right w:w="120" w:type="dxa"/>
-            </w:tcMar>
-          </w:tcPr>
-          <w:p>
-            <w:pPr>
-              <w:pStyle w:val="Compact"/>
-              <w:wordWrap w:val="1"/>
+          <w:tcPr/>
+          <w:p>
+            <w:pPr>
+              <w:pStyle w:val="Compact"/>
             </w:pPr>
             <w:r>
               <w:t xml:space="preserve">QF-811-01</w:t>
@@ -1333,18 +1307,10 @@
           </w:p>
         </w:tc>
         <w:tc>
-          <w:tcPr>
-            <w:tcMar>
-              <w:top w:w="60" w:type="dxa"/>
-              <w:left w:w="120" w:type="dxa"/>
-              <w:bottom w:w="60" w:type="dxa"/>
-              <w:right w:w="120" w:type="dxa"/>
-            </w:tcMar>
-          </w:tcPr>
-          <w:p>
-            <w:pPr>
-              <w:pStyle w:val="Compact"/>
-              <w:wordWrap w:val="1"/>
+          <w:tcPr/>
+          <w:p>
+            <w:pPr>
+              <w:pStyle w:val="Compact"/>
             </w:pPr>
             <w:r>
               <w:t xml:space="preserve">FAI 보고서 양식 (Form 1/2/3)</w:t>
@@ -1388,7 +1354,7 @@
         </w:trPr>
         <w:tc>
           <w:tcPr>
-            <w:tcW w:w="2460" w:type="dxa"/>
+            <w:tcW w:w="3000" w:type="dxa"/>
             <w:tcMar>
               <w:top w:w="60" w:type="dxa"/>
               <w:left w:w="120" w:type="dxa"/>
@@ -1409,7 +1375,7 @@
         </w:tc>
         <w:tc>
           <w:tcPr>
-            <w:tcW w:w="6328" w:type="dxa"/>
+            <w:tcW w:w="5788" w:type="dxa"/>
             <w:tcMar>
               <w:top w:w="60" w:type="dxa"/>
               <w:left w:w="120" w:type="dxa"/>
@@ -1431,9 +1397,7 @@
       </w:tr>
       <w:tr>
         <w:tc>
-          <w:tcPr>
-            <w:tcW w:w="2460" w:type="dxa"/>
-          </w:tcPr>
+          <w:tcPr/>
           <w:p>
             <w:pPr>
               <w:pStyle w:val="Compact"/>
@@ -1449,7 +1413,7 @@
         </w:tc>
         <w:tc>
           <w:tcPr>
-            <w:tcW w:w="6328" w:type="dxa"/>
+            <w:tcW w:w="5788" w:type="dxa"/>
             <w:tcMar>
               <w:top w:w="60" w:type="dxa"/>
               <w:left w:w="120" w:type="dxa"/>
@@ -1486,6 +1450,7 @@
         </w:tc>
         <w:tc>
           <w:tcPr>
+            <w:tcW w:w="5788" w:type="dxa"/>
             <w:tcMar>
               <w:top w:w="60" w:type="dxa"/>
               <w:left w:w="120" w:type="dxa"/>
@@ -1521,9 +1486,7 @@
           </w:p>
         </w:tc>
         <w:tc>
-          <w:tcPr>
-            <w:tcW w:w="6328" w:type="dxa"/>
-          </w:tcPr>
+          <w:tcPr/>
           <w:p>
             <w:pPr>
               <w:pStyle w:val="Compact"/>
@@ -1536,8 +1499,23 @@
       </w:tr>
       <w:tr>
         <w:tc>
-          <w:tcPr>
-            <w:tcW w:w="2460" w:type="dxa"/>
+          <w:tcPr/>
+          <w:p>
+            <w:pPr>
+              <w:pStyle w:val="Compact"/>
+            </w:pPr>
+            <w:r>
+              <w:rPr>
+                <w:b/>
+                <w:bCs/>
+              </w:rPr>
+              <w:t xml:space="preserve">KC (Key Characteristic)</w:t>
+            </w:r>
+          </w:p>
+        </w:tc>
+        <w:tc>
+          <w:tcPr>
+            <w:tcW w:w="5788" w:type="dxa"/>
             <w:tcMar>
               <w:top w:w="60" w:type="dxa"/>
               <w:left w:w="120" w:type="dxa"/>
@@ -1551,21 +1529,6 @@
               <w:wordWrap w:val="1"/>
             </w:pPr>
             <w:r>
-              <w:rPr>
-                <w:b/>
-                <w:bCs/>
-              </w:rPr>
-              <w:t xml:space="preserve">KC (Key Characteristic)</w:t>
-            </w:r>
-          </w:p>
-        </w:tc>
-        <w:tc>
-          <w:tcPr/>
-          <w:p>
-            <w:pPr>
-              <w:pStyle w:val="Compact"/>
-            </w:pPr>
-            <w:r>
               <w:t xml:space="preserve">고객 또는 사양에서 지정한 특수특성 (안전/기능/성능에 중대 영향)</w:t>
             </w:r>
           </w:p>
@@ -1601,18 +1564,10 @@
       </w:tr>
       <w:tr>
         <w:tc>
-          <w:tcPr>
-            <w:tcMar>
-              <w:top w:w="60" w:type="dxa"/>
-              <w:left w:w="120" w:type="dxa"/>
-              <w:bottom w:w="60" w:type="dxa"/>
-              <w:right w:w="120" w:type="dxa"/>
-            </w:tcMar>
-          </w:tcPr>
-          <w:p>
-            <w:pPr>
-              <w:pStyle w:val="Compact"/>
-              <w:wordWrap w:val="1"/>
+          <w:tcPr/>
+          <w:p>
+            <w:pPr>
+              <w:pStyle w:val="Compact"/>
             </w:pPr>
             <w:r>
               <w:rPr>
@@ -1624,18 +1579,10 @@
           </w:p>
         </w:tc>
         <w:tc>
-          <w:tcPr>
-            <w:tcMar>
-              <w:top w:w="60" w:type="dxa"/>
-              <w:left w:w="120" w:type="dxa"/>
-              <w:bottom w:w="60" w:type="dxa"/>
-              <w:right w:w="120" w:type="dxa"/>
-            </w:tcMar>
-          </w:tcPr>
-          <w:p>
-            <w:pPr>
-              <w:pStyle w:val="Compact"/>
-              <w:wordWrap w:val="1"/>
+          <w:tcPr/>
+          <w:p>
+            <w:pPr>
+              <w:pStyle w:val="Compact"/>
             </w:pPr>
             <w:r>
               <w:t xml:space="preserve">모든 특성을 100% 검사하는 완전 FAI</w:t>
@@ -2277,7 +2224,7 @@
         </w:trPr>
         <w:tc>
           <w:tcPr>
-            <w:tcW w:w="2460" w:type="dxa"/>
+            <w:tcW w:w="3000" w:type="dxa"/>
             <w:tcMar>
               <w:top w:w="60" w:type="dxa"/>
               <w:left w:w="120" w:type="dxa"/>
@@ -2298,7 +2245,7 @@
         </w:tc>
         <w:tc>
           <w:tcPr>
-            <w:tcW w:w="6328" w:type="dxa"/>
+            <w:tcW w:w="5788" w:type="dxa"/>
             <w:tcMar>
               <w:top w:w="60" w:type="dxa"/>
               <w:left w:w="120" w:type="dxa"/>
@@ -2320,9 +2267,7 @@
       </w:tr>
       <w:tr>
         <w:tc>
-          <w:tcPr>
-            <w:tcW w:w="2460" w:type="dxa"/>
-          </w:tcPr>
+          <w:tcPr/>
           <w:p>
             <w:pPr>
               <w:pStyle w:val="Compact"/>
@@ -2334,7 +2279,7 @@
         </w:tc>
         <w:tc>
           <w:tcPr>
-            <w:tcW w:w="6328" w:type="dxa"/>
+            <w:tcW w:w="5788" w:type="dxa"/>
             <w:tcMar>
               <w:top w:w="60" w:type="dxa"/>
               <w:left w:w="120" w:type="dxa"/>
@@ -2367,6 +2312,7 @@
         </w:tc>
         <w:tc>
           <w:tcPr>
+            <w:tcW w:w="5788" w:type="dxa"/>
             <w:tcMar>
               <w:top w:w="60" w:type="dxa"/>
               <w:left w:w="120" w:type="dxa"/>
@@ -2398,9 +2344,7 @@
           </w:p>
         </w:tc>
         <w:tc>
-          <w:tcPr>
-            <w:tcW w:w="6328" w:type="dxa"/>
-          </w:tcPr>
+          <w:tcPr/>
           <w:p>
             <w:pPr>
               <w:pStyle w:val="Compact"/>
@@ -2413,8 +2357,19 @@
       </w:tr>
       <w:tr>
         <w:tc>
-          <w:tcPr>
-            <w:tcW w:w="2460" w:type="dxa"/>
+          <w:tcPr/>
+          <w:p>
+            <w:pPr>
+              <w:pStyle w:val="Compact"/>
+            </w:pPr>
+            <w:r>
+              <w:t xml:space="preserve">Drawing Number</w:t>
+            </w:r>
+          </w:p>
+        </w:tc>
+        <w:tc>
+          <w:tcPr>
+            <w:tcW w:w="5788" w:type="dxa"/>
             <w:tcMar>
               <w:top w:w="60" w:type="dxa"/>
               <w:left w:w="120" w:type="dxa"/>
@@ -2428,17 +2383,6 @@
               <w:wordWrap w:val="1"/>
             </w:pPr>
             <w:r>
-              <w:t xml:space="preserve">Drawing Number</w:t>
-            </w:r>
-          </w:p>
-        </w:tc>
-        <w:tc>
-          <w:tcPr/>
-          <w:p>
-            <w:pPr>
-              <w:pStyle w:val="Compact"/>
-            </w:pPr>
-            <w:r>
               <w:t xml:space="preserve">도면 번호 (Part Number와 다를 수 있음)</w:t>
             </w:r>
           </w:p>
@@ -2614,18 +2558,10 @@
       </w:tr>
       <w:tr>
         <w:tc>
-          <w:tcPr>
-            <w:tcMar>
-              <w:top w:w="60" w:type="dxa"/>
-              <w:left w:w="120" w:type="dxa"/>
-              <w:bottom w:w="60" w:type="dxa"/>
-              <w:right w:w="120" w:type="dxa"/>
-            </w:tcMar>
-          </w:tcPr>
-          <w:p>
-            <w:pPr>
-              <w:pStyle w:val="Compact"/>
-              <w:wordWrap w:val="1"/>
+          <w:tcPr/>
+          <w:p>
+            <w:pPr>
+              <w:pStyle w:val="Compact"/>
             </w:pPr>
             <w:r>
               <w:t xml:space="preserve">Signature / Date</w:t>
@@ -2633,18 +2569,10 @@
           </w:p>
         </w:tc>
         <w:tc>
-          <w:tcPr>
-            <w:tcMar>
-              <w:top w:w="60" w:type="dxa"/>
-              <w:left w:w="120" w:type="dxa"/>
-              <w:bottom w:w="60" w:type="dxa"/>
-              <w:right w:w="120" w:type="dxa"/>
-            </w:tcMar>
-          </w:tcPr>
-          <w:p>
-            <w:pPr>
-              <w:pStyle w:val="Compact"/>
-              <w:wordWrap w:val="1"/>
+          <w:tcPr/>
+          <w:p>
+            <w:pPr>
+              <w:pStyle w:val="Compact"/>
             </w:pPr>
             <w:r>
               <w:t xml:space="preserve">FAI 수행자 서명 및 날짜</w:t>
@@ -2762,7 +2690,7 @@
         </w:trPr>
         <w:tc>
           <w:tcPr>
-            <w:tcW w:w="2460" w:type="dxa"/>
+            <w:tcW w:w="3000" w:type="dxa"/>
             <w:tcMar>
               <w:top w:w="60" w:type="dxa"/>
               <w:left w:w="120" w:type="dxa"/>
@@ -2783,7 +2711,7 @@
         </w:tc>
         <w:tc>
           <w:tcPr>
-            <w:tcW w:w="6328" w:type="dxa"/>
+            <w:tcW w:w="5788" w:type="dxa"/>
             <w:tcMar>
               <w:top w:w="60" w:type="dxa"/>
               <w:left w:w="120" w:type="dxa"/>
@@ -2805,9 +2733,7 @@
       </w:tr>
       <w:tr>
         <w:tc>
-          <w:tcPr>
-            <w:tcW w:w="2460" w:type="dxa"/>
-          </w:tcPr>
+          <w:tcPr/>
           <w:p>
             <w:pPr>
               <w:pStyle w:val="Compact"/>
@@ -2819,7 +2745,7 @@
         </w:tc>
         <w:tc>
           <w:tcPr>
-            <w:tcW w:w="6328" w:type="dxa"/>
+            <w:tcW w:w="5788" w:type="dxa"/>
             <w:tcMar>
               <w:top w:w="60" w:type="dxa"/>
               <w:left w:w="120" w:type="dxa"/>
@@ -2852,6 +2778,7 @@
         </w:tc>
         <w:tc>
           <w:tcPr>
+            <w:tcW w:w="5788" w:type="dxa"/>
             <w:tcMar>
               <w:top w:w="60" w:type="dxa"/>
               <w:left w:w="120" w:type="dxa"/>
@@ -2883,9 +2810,7 @@
           </w:p>
         </w:tc>
         <w:tc>
-          <w:tcPr>
-            <w:tcW w:w="6328" w:type="dxa"/>
-          </w:tcPr>
+          <w:tcPr/>
           <w:p>
             <w:pPr>
               <w:pStyle w:val="Compact"/>
@@ -2898,8 +2823,19 @@
       </w:tr>
       <w:tr>
         <w:tc>
-          <w:tcPr>
-            <w:tcW w:w="2460" w:type="dxa"/>
+          <w:tcPr/>
+          <w:p>
+            <w:pPr>
+              <w:pStyle w:val="Compact"/>
+            </w:pPr>
+            <w:r>
+              <w:t xml:space="preserve">Certificate Number</w:t>
+            </w:r>
+          </w:p>
+        </w:tc>
+        <w:tc>
+          <w:tcPr>
+            <w:tcW w:w="5788" w:type="dxa"/>
             <w:tcMar>
               <w:top w:w="60" w:type="dxa"/>
               <w:left w:w="120" w:type="dxa"/>
@@ -2913,17 +2849,6 @@
               <w:wordWrap w:val="1"/>
             </w:pPr>
             <w:r>
-              <w:t xml:space="preserve">Certificate Number</w:t>
-            </w:r>
-          </w:p>
-        </w:tc>
-        <w:tc>
-          <w:tcPr/>
-          <w:p>
-            <w:pPr>
-              <w:pStyle w:val="Compact"/>
-            </w:pPr>
-            <w:r>
               <w:t xml:space="preserve">밀 시트/CoC 번호</w:t>
             </w:r>
           </w:p>
@@ -2931,18 +2856,10 @@
       </w:tr>
       <w:tr>
         <w:tc>
-          <w:tcPr>
-            <w:tcMar>
-              <w:top w:w="60" w:type="dxa"/>
-              <w:left w:w="120" w:type="dxa"/>
-              <w:bottom w:w="60" w:type="dxa"/>
-              <w:right w:w="120" w:type="dxa"/>
-            </w:tcMar>
-          </w:tcPr>
-          <w:p>
-            <w:pPr>
-              <w:pStyle w:val="Compact"/>
-              <w:wordWrap w:val="1"/>
+          <w:tcPr/>
+          <w:p>
+            <w:pPr>
+              <w:pStyle w:val="Compact"/>
             </w:pPr>
             <w:r>
               <w:t xml:space="preserve">Report Result</w:t>
@@ -2950,18 +2867,10 @@
           </w:p>
         </w:tc>
         <w:tc>
-          <w:tcPr>
-            <w:tcMar>
-              <w:top w:w="60" w:type="dxa"/>
-              <w:left w:w="120" w:type="dxa"/>
-              <w:bottom w:w="60" w:type="dxa"/>
-              <w:right w:w="120" w:type="dxa"/>
-            </w:tcMar>
-          </w:tcPr>
-          <w:p>
-            <w:pPr>
-              <w:pStyle w:val="Compact"/>
-              <w:wordWrap w:val="1"/>
+          <w:tcPr/>
+          <w:p>
+            <w:pPr>
+              <w:pStyle w:val="Compact"/>
             </w:pPr>
             <w:r>
               <w:t xml:space="preserve">PASS 또는 FAIL 기입</w:t>
@@ -3004,7 +2913,7 @@
         </w:trPr>
         <w:tc>
           <w:tcPr>
-            <w:tcW w:w="2460" w:type="dxa"/>
+            <w:tcW w:w="2358" w:type="dxa"/>
             <w:tcMar>
               <w:top w:w="60" w:type="dxa"/>
               <w:left w:w="120" w:type="dxa"/>
@@ -3025,7 +2934,7 @@
         </w:tc>
         <w:tc>
           <w:tcPr>
-            <w:tcW w:w="6328" w:type="dxa"/>
+            <w:tcW w:w="6430" w:type="dxa"/>
             <w:tcMar>
               <w:top w:w="60" w:type="dxa"/>
               <w:left w:w="120" w:type="dxa"/>
@@ -3047,9 +2956,7 @@
       </w:tr>
       <w:tr>
         <w:tc>
-          <w:tcPr>
-            <w:tcW w:w="2460" w:type="dxa"/>
-          </w:tcPr>
+          <w:tcPr/>
           <w:p>
             <w:pPr>
               <w:pStyle w:val="Compact"/>
@@ -3061,7 +2968,7 @@
         </w:tc>
         <w:tc>
           <w:tcPr>
-            <w:tcW w:w="6328" w:type="dxa"/>
+            <w:tcW w:w="6430" w:type="dxa"/>
             <w:tcMar>
               <w:top w:w="60" w:type="dxa"/>
               <w:left w:w="120" w:type="dxa"/>
@@ -3094,6 +3001,7 @@
         </w:tc>
         <w:tc>
           <w:tcPr>
+            <w:tcW w:w="6430" w:type="dxa"/>
             <w:tcMar>
               <w:top w:w="60" w:type="dxa"/>
               <w:left w:w="120" w:type="dxa"/>
@@ -3125,9 +3033,7 @@
           </w:p>
         </w:tc>
         <w:tc>
-          <w:tcPr>
-            <w:tcW w:w="6328" w:type="dxa"/>
-          </w:tcPr>
+          <w:tcPr/>
           <w:p>
             <w:pPr>
               <w:pStyle w:val="Compact"/>
@@ -3140,8 +3046,19 @@
       </w:tr>
       <w:tr>
         <w:tc>
-          <w:tcPr>
-            <w:tcW w:w="2460" w:type="dxa"/>
+          <w:tcPr/>
+          <w:p>
+            <w:pPr>
+              <w:pStyle w:val="Compact"/>
+            </w:pPr>
+            <w:r>
+              <w:t xml:space="preserve">Approval</w:t>
+            </w:r>
+          </w:p>
+        </w:tc>
+        <w:tc>
+          <w:tcPr>
+            <w:tcW w:w="6430" w:type="dxa"/>
             <w:tcMar>
               <w:top w:w="60" w:type="dxa"/>
               <w:left w:w="120" w:type="dxa"/>
@@ -3155,17 +3072,6 @@
               <w:wordWrap w:val="1"/>
             </w:pPr>
             <w:r>
-              <w:t xml:space="preserve">Approval</w:t>
-            </w:r>
-          </w:p>
-        </w:tc>
-        <w:tc>
-          <w:tcPr/>
-          <w:p>
-            <w:pPr>
-              <w:pStyle w:val="Compact"/>
-            </w:pPr>
-            <w:r>
               <w:t xml:space="preserve">NADCAP 인증번호 또는 고객 승인 번호</w:t>
             </w:r>
           </w:p>
@@ -3173,18 +3079,10 @@
       </w:tr>
       <w:tr>
         <w:tc>
-          <w:tcPr>
-            <w:tcMar>
-              <w:top w:w="60" w:type="dxa"/>
-              <w:left w:w="120" w:type="dxa"/>
-              <w:bottom w:w="60" w:type="dxa"/>
-              <w:right w:w="120" w:type="dxa"/>
-            </w:tcMar>
-          </w:tcPr>
-          <w:p>
-            <w:pPr>
-              <w:pStyle w:val="Compact"/>
-              <w:wordWrap w:val="1"/>
+          <w:tcPr/>
+          <w:p>
+            <w:pPr>
+              <w:pStyle w:val="Compact"/>
             </w:pPr>
             <w:r>
               <w:t xml:space="preserve">Report Result</w:t>
@@ -3192,18 +3090,10 @@
           </w:p>
         </w:tc>
         <w:tc>
-          <w:tcPr>
-            <w:tcMar>
-              <w:top w:w="60" w:type="dxa"/>
-              <w:left w:w="120" w:type="dxa"/>
-              <w:bottom w:w="60" w:type="dxa"/>
-              <w:right w:w="120" w:type="dxa"/>
-            </w:tcMar>
-          </w:tcPr>
-          <w:p>
-            <w:pPr>
-              <w:pStyle w:val="Compact"/>
-              <w:wordWrap w:val="1"/>
+          <w:tcPr/>
+          <w:p>
+            <w:pPr>
+              <w:pStyle w:val="Compact"/>
             </w:pPr>
             <w:r>
               <w:t xml:space="preserve">PASS 또는 FAIL 기입</w:t>
@@ -3246,7 +3136,7 @@
         </w:trPr>
         <w:tc>
           <w:tcPr>
-            <w:tcW w:w="2460" w:type="dxa"/>
+            <w:tcW w:w="2722" w:type="dxa"/>
             <w:tcMar>
               <w:top w:w="60" w:type="dxa"/>
               <w:left w:w="120" w:type="dxa"/>
@@ -3267,7 +3157,7 @@
         </w:tc>
         <w:tc>
           <w:tcPr>
-            <w:tcW w:w="6328" w:type="dxa"/>
+            <w:tcW w:w="6066" w:type="dxa"/>
             <w:tcMar>
               <w:top w:w="60" w:type="dxa"/>
               <w:left w:w="120" w:type="dxa"/>
@@ -3289,9 +3179,7 @@
       </w:tr>
       <w:tr>
         <w:tc>
-          <w:tcPr>
-            <w:tcW w:w="2460" w:type="dxa"/>
-          </w:tcPr>
+          <w:tcPr/>
           <w:p>
             <w:pPr>
               <w:pStyle w:val="Compact"/>
@@ -3303,7 +3191,7 @@
         </w:tc>
         <w:tc>
           <w:tcPr>
-            <w:tcW w:w="6328" w:type="dxa"/>
+            <w:tcW w:w="6066" w:type="dxa"/>
             <w:tcMar>
               <w:top w:w="60" w:type="dxa"/>
               <w:left w:w="120" w:type="dxa"/>
@@ -3336,6 +3224,7 @@
         </w:tc>
         <w:tc>
           <w:tcPr>
+            <w:tcW w:w="6066" w:type="dxa"/>
             <w:tcMar>
               <w:top w:w="60" w:type="dxa"/>
               <w:left w:w="120" w:type="dxa"/>
@@ -3368,22 +3257,6 @@
         </w:tc>
         <w:tc>
           <w:tcPr>
-            <w:tcW w:w="6328" w:type="dxa"/>
-          </w:tcPr>
-          <w:p>
-            <w:pPr>
-              <w:pStyle w:val="Compact"/>
-            </w:pPr>
-            <w:r>
-              <w:t xml:space="preserve">시험 성적서 번호</w:t>
-            </w:r>
-          </w:p>
-        </w:tc>
-      </w:tr>
-      <w:tr>
-        <w:tc>
-          <w:tcPr>
-            <w:tcW w:w="2460" w:type="dxa"/>
             <w:tcMar>
               <w:top w:w="60" w:type="dxa"/>
               <w:left w:w="120" w:type="dxa"/>
@@ -3397,12 +3270,26 @@
               <w:wordWrap w:val="1"/>
             </w:pPr>
             <w:r>
+              <w:t xml:space="preserve">시험 성적서 번호</w:t>
+            </w:r>
+          </w:p>
+        </w:tc>
+      </w:tr>
+      <w:tr>
+        <w:tc>
+          <w:tcPr/>
+          <w:p>
+            <w:pPr>
+              <w:pStyle w:val="Compact"/>
+            </w:pPr>
+            <w:r>
               <w:t xml:space="preserve">Report Result</w:t>
             </w:r>
           </w:p>
         </w:tc>
         <w:tc>
           <w:tcPr>
+            <w:tcW w:w="6066" w:type="dxa"/>
             <w:tcMar>
               <w:top w:w="60" w:type="dxa"/>
               <w:left w:w="120" w:type="dxa"/>
@@ -3534,7 +3421,7 @@
         </w:trPr>
         <w:tc>
           <w:tcPr>
-            <w:tcW w:w="2460" w:type="dxa"/>
+            <w:tcW w:w="3000" w:type="dxa"/>
             <w:tcMar>
               <w:top w:w="60" w:type="dxa"/>
               <w:left w:w="120" w:type="dxa"/>
@@ -3555,7 +3442,7 @@
         </w:tc>
         <w:tc>
           <w:tcPr>
-            <w:tcW w:w="6328" w:type="dxa"/>
+            <w:tcW w:w="5788" w:type="dxa"/>
             <w:tcMar>
               <w:top w:w="60" w:type="dxa"/>
               <w:left w:w="120" w:type="dxa"/>
@@ -3577,9 +3464,7 @@
       </w:tr>
       <w:tr>
         <w:tc>
-          <w:tcPr>
-            <w:tcW w:w="2460" w:type="dxa"/>
-          </w:tcPr>
+          <w:tcPr/>
           <w:p>
             <w:pPr>
               <w:pStyle w:val="Compact"/>
@@ -3591,7 +3476,7 @@
         </w:tc>
         <w:tc>
           <w:tcPr>
-            <w:tcW w:w="6328" w:type="dxa"/>
+            <w:tcW w:w="5788" w:type="dxa"/>
             <w:tcMar>
               <w:top w:w="60" w:type="dxa"/>
               <w:left w:w="120" w:type="dxa"/>
@@ -3624,6 +3509,7 @@
         </w:tc>
         <w:tc>
           <w:tcPr>
+            <w:tcW w:w="5788" w:type="dxa"/>
             <w:tcMar>
               <w:top w:w="60" w:type="dxa"/>
               <w:left w:w="120" w:type="dxa"/>
@@ -3655,9 +3541,7 @@
           </w:p>
         </w:tc>
         <w:tc>
-          <w:tcPr>
-            <w:tcW w:w="6328" w:type="dxa"/>
-          </w:tcPr>
+          <w:tcPr/>
           <w:p>
             <w:pPr>
               <w:pStyle w:val="Compact"/>
@@ -3670,8 +3554,19 @@
       </w:tr>
       <w:tr>
         <w:tc>
-          <w:tcPr>
-            <w:tcW w:w="2460" w:type="dxa"/>
+          <w:tcPr/>
+          <w:p>
+            <w:pPr>
+              <w:pStyle w:val="Compact"/>
+            </w:pPr>
+            <w:r>
+              <w:t xml:space="preserve">Requirement</w:t>
+            </w:r>
+          </w:p>
+        </w:tc>
+        <w:tc>
+          <w:tcPr>
+            <w:tcW w:w="5788" w:type="dxa"/>
             <w:tcMar>
               <w:top w:w="60" w:type="dxa"/>
               <w:left w:w="120" w:type="dxa"/>
@@ -3685,17 +3580,6 @@
               <w:wordWrap w:val="1"/>
             </w:pPr>
             <w:r>
-              <w:t xml:space="preserve">Requirement</w:t>
-            </w:r>
-          </w:p>
-        </w:tc>
-        <w:tc>
-          <w:tcPr/>
-          <w:p>
-            <w:pPr>
-              <w:pStyle w:val="Compact"/>
-            </w:pPr>
-            <w:r>
               <w:t xml:space="preserve">도면에 명시된 규격값 (예: 25.00 ±0.05)</w:t>
             </w:r>
           </w:p>
@@ -3775,18 +3659,10 @@
       </w:tr>
       <w:tr>
         <w:tc>
-          <w:tcPr>
-            <w:tcMar>
-              <w:top w:w="60" w:type="dxa"/>
-              <w:left w:w="120" w:type="dxa"/>
-              <w:bottom w:w="60" w:type="dxa"/>
-              <w:right w:w="120" w:type="dxa"/>
-            </w:tcMar>
-          </w:tcPr>
-          <w:p>
-            <w:pPr>
-              <w:pStyle w:val="Compact"/>
-              <w:wordWrap w:val="1"/>
+          <w:tcPr/>
+          <w:p>
+            <w:pPr>
+              <w:pStyle w:val="Compact"/>
             </w:pPr>
             <w:r>
               <w:t xml:space="preserve">Status</w:t>
@@ -3794,18 +3670,10 @@
           </w:p>
         </w:tc>
         <w:tc>
-          <w:tcPr>
-            <w:tcMar>
-              <w:top w:w="60" w:type="dxa"/>
-              <w:left w:w="120" w:type="dxa"/>
-              <w:bottom w:w="60" w:type="dxa"/>
-              <w:right w:w="120" w:type="dxa"/>
-            </w:tcMar>
-          </w:tcPr>
-          <w:p>
-            <w:pPr>
-              <w:pStyle w:val="Compact"/>
-              <w:wordWrap w:val="1"/>
+          <w:tcPr/>
+          <w:p>
+            <w:pPr>
+              <w:pStyle w:val="Compact"/>
             </w:pPr>
             <w:r>
               <w:t xml:space="preserve">PASS 또는 FAIL</w:t>
@@ -6380,8 +6248,8 @@
     <w:rPrDefault>
       <w:rPr>
         <w:rFonts w:asciiTheme="minorHAnsi" w:cstheme="minorBidi" w:eastAsiaTheme="minorEastAsia" w:hAnsiTheme="minorHAnsi"/>
-        <w:sz w:val="24"/>
-        <w:szCs w:val="24"/>
+        <w:sz w:val="20"/>
+        <w:szCs w:val="20"/>
         <w:lang w:bidi="ar-SA" w:eastAsia="zh-CN" w:val="en-US"/>
       </w:rPr>
     </w:rPrDefault>
@@ -6449,8 +6317,8 @@
     </w:pPr>
     <w:rPr>
       <w:rFonts w:asciiTheme="majorHAnsi" w:cstheme="majorBidi" w:eastAsiaTheme="majorEastAsia" w:hAnsiTheme="majorHAnsi"/>
-      <w:sz w:val="56"/>
-      <w:szCs w:val="56"/>
+      <w:sz w:val="44"/>
+      <w:szCs w:val="44"/>
     </w:rPr>
   </w:style>
   <w:style w:customStyle="1" w:styleId="TitleChar" w:type="character">
@@ -6461,8 +6329,8 @@
     <w:rsid w:val="00A10FD9"/>
     <w:rPr>
       <w:rFonts w:asciiTheme="majorHAnsi" w:cstheme="majorBidi" w:eastAsiaTheme="majorEastAsia" w:hAnsiTheme="majorHAnsi"/>
-      <w:sz w:val="56"/>
-      <w:szCs w:val="56"/>
+      <w:sz w:val="44"/>
+      <w:szCs w:val="44"/>
     </w:rPr>
   </w:style>
   <w:style w:styleId="Subtitle" w:type="paragraph">
@@ -6584,8 +6452,8 @@
     <w:rPr>
       <w:rFonts w:asciiTheme="majorHAnsi" w:cstheme="majorBidi" w:eastAsiaTheme="majorEastAsia" w:hAnsiTheme="majorHAnsi"/>
       <w:color w:themeColor="accent1" w:themeShade="BF" w:val="0F4761"/>
-      <w:sz w:val="40"/>
-      <w:szCs w:val="40"/>
+      <w:sz w:val="32"/>
+      <w:szCs w:val="32"/>
     </w:rPr>
   </w:style>
   <w:style w:styleId="Heading2" w:type="paragraph">
@@ -6775,8 +6643,8 @@
     <w:rPr>
       <w:rFonts w:asciiTheme="majorHAnsi" w:cstheme="majorBidi" w:eastAsiaTheme="majorEastAsia" w:hAnsiTheme="majorHAnsi"/>
       <w:color w:themeColor="accent1" w:themeShade="BF" w:val="0F4761"/>
-      <w:sz w:val="40"/>
-      <w:szCs w:val="40"/>
+      <w:sz w:val="32"/>
+      <w:szCs w:val="32"/>
     </w:rPr>
   </w:style>
   <w:style w:customStyle="1" w:styleId="Heading2Char" w:type="character">
